--- a/Ops/R22/MASTER-CLOSURE-REPORT.docx
+++ b/Ops/R22/MASTER-CLOSURE-REPORT.docx
@@ -5443,6 +5443,700 @@
           <w:szCs w:val="21"/>
         </w:rPr>
         <w:t>. أيّ إخفاق متبقٍّ مصنَّف هناك صراحةً بين «عيب خطّ أساس قائم خارج نطاق هذه التذكرة» و«انحدار من هذه التذكرة»، ولا يُبتلَع أيّ فشل بلا تصنيف.</w:t>
+      </w:r>
+    </w:p>
+    <w:p>
+      <w:pPr>
+        <w:bidi w:val="1"/>
+        <w:jc w:val="right"/>
+      </w:pPr>
+      <w:r>
+        <w:rPr>
+          <w:rFonts w:ascii="Arial" w:hAnsi="Arial" w:cs="Arial"/>
+          <w:b/>
+          <w:color w:val="1F3B63"/>
+          <w:sz w:val="24"/>
+          <w:szCs w:val="24"/>
+        </w:rPr>
+        <w:t>6.2 الإخفاقات الثمانية حسّاسة لليوم لا للكود — دليل مباشر</w:t>
+      </w:r>
+    </w:p>
+    <w:p>
+      <w:pPr>
+        <w:bidi w:val="1"/>
+        <w:jc w:val="right"/>
+      </w:pPr>
+      <w:r>
+        <w:rPr>
+          <w:rFonts w:ascii="Arial" w:hAnsi="Arial" w:cs="Arial"/>
+          <w:sz w:val="21"/>
+          <w:szCs w:val="21"/>
+        </w:rPr>
+        <w:t xml:space="preserve">ظهرت لاحقًا جولة كاملة سابقة نجحت </w:t>
+      </w:r>
+      <w:r>
+        <w:rPr>
+          <w:rFonts w:ascii="Arial" w:hAnsi="Arial" w:cs="Arial"/>
+          <w:b/>
+          <w:sz w:val="21"/>
+          <w:szCs w:val="21"/>
+        </w:rPr>
+        <w:t>2210/2210</w:t>
+      </w:r>
+      <w:r>
+        <w:rPr>
+          <w:rFonts w:ascii="Arial" w:hAnsi="Arial" w:cs="Arial"/>
+          <w:sz w:val="21"/>
+          <w:szCs w:val="21"/>
+        </w:rPr>
+        <w:t xml:space="preserve"> فعُوملت بوصفها تناقضًا واجب التحقيق، لا رقمًا يُنتقى:</w:t>
+      </w:r>
+    </w:p>
+    <w:tbl>
+      <w:tblPr>
+        <w:tblStyle w:val="TableGrid"/>
+        <w:tblW w:type="auto" w:w="0"/>
+        <w:jc w:val="right"/>
+        <w:tblLook w:firstColumn="1" w:firstRow="1" w:lastColumn="0" w:lastRow="0" w:noHBand="0" w:noVBand="1" w:val="04A0"/>
+        <w:bidiVisual/>
+      </w:tblPr>
+      <w:tblGrid>
+        <w:gridCol w:w="2493"/>
+        <w:gridCol w:w="2493"/>
+        <w:gridCol w:w="2493"/>
+        <w:gridCol w:w="2493"/>
+      </w:tblGrid>
+      <w:tr>
+        <w:tc>
+          <w:tcPr>
+            <w:tcW w:type="dxa" w:w="2493"/>
+          </w:tcPr>
+          <w:p>
+            <w:pPr>
+              <w:bidi w:val="1"/>
+              <w:jc w:val="right"/>
+            </w:pPr>
+            <w:r>
+              <w:rPr>
+                <w:rFonts w:ascii="Arial" w:hAnsi="Arial" w:cs="Arial"/>
+                <w:b/>
+                <w:sz w:val="19"/>
+                <w:szCs w:val="19"/>
+              </w:rPr>
+              <w:t>الجولة</w:t>
+            </w:r>
+          </w:p>
+        </w:tc>
+        <w:tc>
+          <w:tcPr>
+            <w:tcW w:type="dxa" w:w="2493"/>
+          </w:tcPr>
+          <w:p>
+            <w:pPr>
+              <w:bidi w:val="1"/>
+              <w:jc w:val="right"/>
+            </w:pPr>
+            <w:r>
+              <w:rPr>
+                <w:rFonts w:ascii="Arial" w:hAnsi="Arial" w:cs="Arial"/>
+                <w:b/>
+                <w:sz w:val="19"/>
+                <w:szCs w:val="19"/>
+              </w:rPr>
+              <w:t>الوقت</w:t>
+            </w:r>
+          </w:p>
+        </w:tc>
+        <w:tc>
+          <w:tcPr>
+            <w:tcW w:type="dxa" w:w="2493"/>
+          </w:tcPr>
+          <w:p>
+            <w:pPr>
+              <w:bidi w:val="1"/>
+              <w:jc w:val="right"/>
+            </w:pPr>
+            <w:r>
+              <w:rPr>
+                <w:rFonts w:ascii="Arial" w:hAnsi="Arial" w:cs="Arial"/>
+                <w:b/>
+                <w:sz w:val="19"/>
+                <w:szCs w:val="19"/>
+              </w:rPr>
+              <w:t>القاعدة</w:t>
+            </w:r>
+          </w:p>
+        </w:tc>
+        <w:tc>
+          <w:tcPr>
+            <w:tcW w:type="dxa" w:w="2493"/>
+          </w:tcPr>
+          <w:p>
+            <w:pPr>
+              <w:bidi w:val="1"/>
+              <w:jc w:val="right"/>
+            </w:pPr>
+            <w:r>
+              <w:rPr>
+                <w:rFonts w:ascii="Arial" w:hAnsi="Arial" w:cs="Arial"/>
+                <w:b/>
+                <w:sz w:val="19"/>
+                <w:szCs w:val="19"/>
+              </w:rPr>
+              <w:t>النتيجة</w:t>
+            </w:r>
+          </w:p>
+        </w:tc>
+      </w:tr>
+      <w:tr>
+        <w:tc>
+          <w:tcPr>
+            <w:tcW w:type="dxa" w:w="2493"/>
+          </w:tcPr>
+          <w:p>
+            <w:pPr>
+              <w:bidi w:val="1"/>
+              <w:jc w:val="right"/>
+            </w:pPr>
+            <w:r>
+              <w:rPr>
+                <w:rFonts w:ascii="Arial" w:hAnsi="Arial" w:cs="Arial"/>
+                <w:sz w:val="19"/>
+                <w:szCs w:val="19"/>
+              </w:rPr>
+              <w:t>المجموعة الكاملة</w:t>
+            </w:r>
+          </w:p>
+        </w:tc>
+        <w:tc>
+          <w:tcPr>
+            <w:tcW w:type="dxa" w:w="2493"/>
+          </w:tcPr>
+          <w:p>
+            <w:pPr>
+              <w:bidi w:val="1"/>
+              <w:jc w:val="right"/>
+            </w:pPr>
+            <w:r>
+              <w:rPr>
+                <w:rFonts w:ascii="Arial" w:hAnsi="Arial" w:cs="Arial"/>
+                <w:b/>
+                <w:sz w:val="19"/>
+                <w:szCs w:val="19"/>
+              </w:rPr>
+              <w:t>الأربعاء 26 أغسطس 23:06</w:t>
+            </w:r>
+          </w:p>
+        </w:tc>
+        <w:tc>
+          <w:tcPr>
+            <w:tcW w:type="dxa" w:w="2493"/>
+          </w:tcPr>
+          <w:p>
+            <w:pPr>
+              <w:bidi w:val="1"/>
+              <w:jc w:val="right"/>
+            </w:pPr>
+            <w:r>
+              <w:rPr>
+                <w:rFonts w:ascii="Arial" w:hAnsi="Arial" w:cs="Arial"/>
+                <w:sz w:val="19"/>
+                <w:szCs w:val="19"/>
+              </w:rPr>
+              <w:t>—</w:t>
+            </w:r>
+          </w:p>
+        </w:tc>
+        <w:tc>
+          <w:tcPr>
+            <w:tcW w:type="dxa" w:w="2493"/>
+          </w:tcPr>
+          <w:p>
+            <w:pPr>
+              <w:bidi w:val="1"/>
+              <w:jc w:val="right"/>
+            </w:pPr>
+            <w:r>
+              <w:rPr>
+                <w:rFonts w:ascii="Arial" w:hAnsi="Arial" w:cs="Arial"/>
+                <w:b/>
+                <w:sz w:val="19"/>
+                <w:szCs w:val="19"/>
+              </w:rPr>
+              <w:t>0 إخفاق من 2210</w:t>
+            </w:r>
+          </w:p>
+        </w:tc>
+      </w:tr>
+      <w:tr>
+        <w:tc>
+          <w:tcPr>
+            <w:tcW w:type="dxa" w:w="2493"/>
+          </w:tcPr>
+          <w:p>
+            <w:pPr>
+              <w:bidi w:val="1"/>
+              <w:jc w:val="right"/>
+            </w:pPr>
+            <w:r>
+              <w:rPr>
+                <w:rFonts w:ascii="Arial" w:hAnsi="Arial" w:cs="Arial"/>
+                <w:sz w:val="19"/>
+                <w:szCs w:val="19"/>
+              </w:rPr>
+              <w:t>المجموعة الكاملة</w:t>
+            </w:r>
+          </w:p>
+        </w:tc>
+        <w:tc>
+          <w:tcPr>
+            <w:tcW w:type="dxa" w:w="2493"/>
+          </w:tcPr>
+          <w:p>
+            <w:pPr>
+              <w:bidi w:val="1"/>
+              <w:jc w:val="right"/>
+            </w:pPr>
+            <w:r>
+              <w:rPr>
+                <w:rFonts w:ascii="Arial" w:hAnsi="Arial" w:cs="Arial"/>
+                <w:sz w:val="19"/>
+                <w:szCs w:val="19"/>
+              </w:rPr>
+              <w:t>الخميس 27 أغسطس 00:13</w:t>
+            </w:r>
+          </w:p>
+        </w:tc>
+        <w:tc>
+          <w:tcPr>
+            <w:tcW w:type="dxa" w:w="2493"/>
+          </w:tcPr>
+          <w:p>
+            <w:pPr>
+              <w:bidi w:val="1"/>
+              <w:jc w:val="right"/>
+            </w:pPr>
+            <w:r>
+              <w:rPr>
+                <w:rFonts w:ascii="Arial" w:hAnsi="Arial" w:cs="Arial"/>
+                <w:rFonts w:ascii="Courier New" w:hAnsi="Courier New" w:cs="Courier New"/>
+                <w:sz w:val="19"/>
+                <w:szCs w:val="19"/>
+              </w:rPr>
+              <w:t>reporting_test_r22c</w:t>
+            </w:r>
+            <w:r>
+              <w:rPr>
+                <w:rFonts w:ascii="Arial" w:hAnsi="Arial" w:cs="Arial"/>
+                <w:sz w:val="19"/>
+                <w:szCs w:val="19"/>
+              </w:rPr>
+              <w:t xml:space="preserve"> نظيفة</w:t>
+            </w:r>
+          </w:p>
+        </w:tc>
+        <w:tc>
+          <w:tcPr>
+            <w:tcW w:type="dxa" w:w="2493"/>
+          </w:tcPr>
+          <w:p>
+            <w:pPr>
+              <w:bidi w:val="1"/>
+              <w:jc w:val="right"/>
+            </w:pPr>
+            <w:r>
+              <w:rPr>
+                <w:rFonts w:ascii="Arial" w:hAnsi="Arial" w:cs="Arial"/>
+                <w:sz w:val="19"/>
+                <w:szCs w:val="19"/>
+              </w:rPr>
+              <w:t>8 إخفاقات</w:t>
+            </w:r>
+          </w:p>
+        </w:tc>
+      </w:tr>
+      <w:tr>
+        <w:tc>
+          <w:tcPr>
+            <w:tcW w:type="dxa" w:w="2493"/>
+          </w:tcPr>
+          <w:p>
+            <w:pPr>
+              <w:bidi w:val="1"/>
+              <w:jc w:val="right"/>
+            </w:pPr>
+            <w:r>
+              <w:rPr>
+                <w:rFonts w:ascii="Arial" w:hAnsi="Arial" w:cs="Arial"/>
+                <w:sz w:val="19"/>
+                <w:szCs w:val="19"/>
+              </w:rPr>
+              <w:t>الأصناف الأربعة</w:t>
+            </w:r>
+          </w:p>
+        </w:tc>
+        <w:tc>
+          <w:tcPr>
+            <w:tcW w:type="dxa" w:w="2493"/>
+          </w:tcPr>
+          <w:p>
+            <w:pPr>
+              <w:bidi w:val="1"/>
+              <w:jc w:val="right"/>
+            </w:pPr>
+            <w:r>
+              <w:rPr>
+                <w:rFonts w:ascii="Arial" w:hAnsi="Arial" w:cs="Arial"/>
+                <w:sz w:val="19"/>
+                <w:szCs w:val="19"/>
+              </w:rPr>
+              <w:t>الخميس 27 أغسطس 00:29</w:t>
+            </w:r>
+          </w:p>
+        </w:tc>
+        <w:tc>
+          <w:tcPr>
+            <w:tcW w:type="dxa" w:w="2493"/>
+          </w:tcPr>
+          <w:p>
+            <w:pPr>
+              <w:bidi w:val="1"/>
+              <w:jc w:val="right"/>
+            </w:pPr>
+            <w:r>
+              <w:rPr>
+                <w:rFonts w:ascii="Arial" w:hAnsi="Arial" w:cs="Arial"/>
+                <w:rFonts w:ascii="Courier New" w:hAnsi="Courier New" w:cs="Courier New"/>
+                <w:sz w:val="19"/>
+                <w:szCs w:val="19"/>
+              </w:rPr>
+              <w:t>reporting_test_r22verify</w:t>
+            </w:r>
+            <w:r>
+              <w:rPr>
+                <w:rFonts w:ascii="Arial" w:hAnsi="Arial" w:cs="Arial"/>
+                <w:sz w:val="19"/>
+                <w:szCs w:val="19"/>
+              </w:rPr>
+              <w:t xml:space="preserve"> نظيفة جديدة</w:t>
+            </w:r>
+          </w:p>
+        </w:tc>
+        <w:tc>
+          <w:tcPr>
+            <w:tcW w:type="dxa" w:w="2493"/>
+          </w:tcPr>
+          <w:p>
+            <w:pPr>
+              <w:bidi w:val="1"/>
+              <w:jc w:val="right"/>
+            </w:pPr>
+            <w:r>
+              <w:rPr>
+                <w:rFonts w:ascii="Arial" w:hAnsi="Arial" w:cs="Arial"/>
+                <w:sz w:val="19"/>
+                <w:szCs w:val="19"/>
+              </w:rPr>
+              <w:t>8 من 40</w:t>
+            </w:r>
+          </w:p>
+        </w:tc>
+      </w:tr>
+      <w:tr>
+        <w:tc>
+          <w:tcPr>
+            <w:tcW w:type="dxa" w:w="2493"/>
+          </w:tcPr>
+          <w:p>
+            <w:pPr>
+              <w:bidi w:val="1"/>
+              <w:jc w:val="right"/>
+            </w:pPr>
+            <w:r>
+              <w:rPr>
+                <w:rFonts w:ascii="Arial" w:hAnsi="Arial" w:cs="Arial"/>
+                <w:sz w:val="19"/>
+                <w:szCs w:val="19"/>
+              </w:rPr>
+              <w:t xml:space="preserve">الأصناف الأربعة على </w:t>
+            </w:r>
+            <w:r>
+              <w:rPr>
+                <w:rFonts w:ascii="Arial" w:hAnsi="Arial" w:cs="Arial"/>
+                <w:rFonts w:ascii="Courier New" w:hAnsi="Courier New" w:cs="Courier New"/>
+                <w:sz w:val="19"/>
+                <w:szCs w:val="19"/>
+              </w:rPr>
+              <w:t>BASE_SHA</w:t>
+            </w:r>
+          </w:p>
+        </w:tc>
+        <w:tc>
+          <w:tcPr>
+            <w:tcW w:type="dxa" w:w="2493"/>
+          </w:tcPr>
+          <w:p>
+            <w:pPr>
+              <w:bidi w:val="1"/>
+              <w:jc w:val="right"/>
+            </w:pPr>
+            <w:r>
+              <w:rPr>
+                <w:rFonts w:ascii="Arial" w:hAnsi="Arial" w:cs="Arial"/>
+                <w:sz w:val="19"/>
+                <w:szCs w:val="19"/>
+              </w:rPr>
+              <w:t>الخميس 27 أغسطس</w:t>
+            </w:r>
+          </w:p>
+        </w:tc>
+        <w:tc>
+          <w:tcPr>
+            <w:tcW w:type="dxa" w:w="2493"/>
+          </w:tcPr>
+          <w:p>
+            <w:pPr>
+              <w:bidi w:val="1"/>
+              <w:jc w:val="right"/>
+            </w:pPr>
+            <w:r>
+              <w:rPr>
+                <w:rFonts w:ascii="Arial" w:hAnsi="Arial" w:cs="Arial"/>
+                <w:rFonts w:ascii="Courier New" w:hAnsi="Courier New" w:cs="Courier New"/>
+                <w:sz w:val="19"/>
+                <w:szCs w:val="19"/>
+              </w:rPr>
+              <w:t>reporting_test_base</w:t>
+            </w:r>
+            <w:r>
+              <w:rPr>
+                <w:rFonts w:ascii="Arial" w:hAnsi="Arial" w:cs="Arial"/>
+                <w:sz w:val="19"/>
+                <w:szCs w:val="19"/>
+              </w:rPr>
+              <w:t xml:space="preserve"> نظيفة</w:t>
+            </w:r>
+          </w:p>
+        </w:tc>
+        <w:tc>
+          <w:tcPr>
+            <w:tcW w:type="dxa" w:w="2493"/>
+          </w:tcPr>
+          <w:p>
+            <w:pPr>
+              <w:bidi w:val="1"/>
+              <w:jc w:val="right"/>
+            </w:pPr>
+            <w:r>
+              <w:rPr>
+                <w:rFonts w:ascii="Arial" w:hAnsi="Arial" w:cs="Arial"/>
+                <w:sz w:val="19"/>
+                <w:szCs w:val="19"/>
+              </w:rPr>
+              <w:t>8 من 40 — الأسماء والأسطر ذاتها</w:t>
+            </w:r>
+          </w:p>
+        </w:tc>
+      </w:tr>
+    </w:tbl>
+    <w:p/>
+    <w:p>
+      <w:pPr>
+        <w:bidi w:val="1"/>
+        <w:jc w:val="right"/>
+      </w:pPr>
+      <w:r>
+        <w:rPr>
+          <w:rFonts w:ascii="Arial" w:hAnsi="Arial" w:cs="Arial"/>
+          <w:b/>
+          <w:sz w:val="21"/>
+          <w:szCs w:val="21"/>
+        </w:rPr>
+        <w:t>استبعاد فرضيّة الكود:</w:t>
+      </w:r>
+      <w:r>
+        <w:rPr>
+          <w:rFonts w:ascii="Arial" w:hAnsi="Arial" w:cs="Arial"/>
+          <w:sz w:val="21"/>
+          <w:szCs w:val="21"/>
+        </w:rPr>
+        <w:t xml:space="preserve"> التزام الميزة </w:t>
+      </w:r>
+      <w:r>
+        <w:rPr>
+          <w:rFonts w:ascii="Arial" w:hAnsi="Arial" w:cs="Arial"/>
+          <w:rFonts w:ascii="Courier New" w:hAnsi="Courier New" w:cs="Courier New"/>
+          <w:sz w:val="21"/>
+          <w:szCs w:val="21"/>
+        </w:rPr>
+        <w:t>d934fc9</w:t>
+      </w:r>
+      <w:r>
+        <w:rPr>
+          <w:rFonts w:ascii="Arial" w:hAnsi="Arial" w:cs="Arial"/>
+          <w:sz w:val="21"/>
+          <w:szCs w:val="21"/>
+        </w:rPr>
+        <w:t xml:space="preserve"> لم يمسّ أيّ ملفّ في منطق الحالة الموحّدة أو الاستحقاق (صفر مطابقة على </w:t>
+      </w:r>
+      <w:r>
+        <w:rPr>
+          <w:rFonts w:ascii="Arial" w:hAnsi="Arial" w:cs="Arial"/>
+          <w:rFonts w:ascii="Courier New" w:hAnsi="Courier New" w:cs="Courier New"/>
+          <w:sz w:val="21"/>
+          <w:szCs w:val="21"/>
+        </w:rPr>
+        <w:t>unified|reportdue|status|crosssurface</w:t>
+      </w:r>
+      <w:r>
+        <w:rPr>
+          <w:rFonts w:ascii="Arial" w:hAnsi="Arial" w:cs="Arial"/>
+          <w:sz w:val="21"/>
+          <w:szCs w:val="21"/>
+        </w:rPr>
+        <w:t xml:space="preserve">)؛ لمسه محصور في </w:t>
+      </w:r>
+      <w:r>
+        <w:rPr>
+          <w:rFonts w:ascii="Arial" w:hAnsi="Arial" w:cs="Arial"/>
+          <w:rFonts w:ascii="Courier New" w:hAnsi="Courier New" w:cs="Courier New"/>
+          <w:sz w:val="21"/>
+          <w:szCs w:val="21"/>
+        </w:rPr>
+        <w:t>ProjectService</w:t>
+      </w:r>
+      <w:r>
+        <w:rPr>
+          <w:rFonts w:ascii="Arial" w:hAnsi="Arial" w:cs="Arial"/>
+          <w:sz w:val="21"/>
+          <w:szCs w:val="21"/>
+        </w:rPr>
+        <w:t xml:space="preserve"> و</w:t>
+      </w:r>
+      <w:r>
+        <w:rPr>
+          <w:rFonts w:ascii="Arial" w:hAnsi="Arial" w:cs="Arial"/>
+          <w:rFonts w:ascii="Courier New" w:hAnsi="Courier New" w:cs="Courier New"/>
+          <w:sz w:val="21"/>
+          <w:szCs w:val="21"/>
+        </w:rPr>
+        <w:t>SubmissionService</w:t>
+      </w:r>
+      <w:r>
+        <w:rPr>
+          <w:rFonts w:ascii="Arial" w:hAnsi="Arial" w:cs="Arial"/>
+          <w:sz w:val="21"/>
+          <w:szCs w:val="21"/>
+        </w:rPr>
+        <w:t xml:space="preserve"> وعقد الشريحة والفهرس.</w:t>
+      </w:r>
+    </w:p>
+    <w:p>
+      <w:pPr>
+        <w:bidi w:val="1"/>
+        <w:jc w:val="right"/>
+      </w:pPr>
+      <w:r>
+        <w:rPr>
+          <w:rFonts w:ascii="Arial" w:hAnsi="Arial" w:cs="Arial"/>
+          <w:b/>
+          <w:sz w:val="21"/>
+          <w:szCs w:val="21"/>
+        </w:rPr>
+        <w:t>الخلاصة:</w:t>
+      </w:r>
+      <w:r>
+        <w:rPr>
+          <w:rFonts w:ascii="Arial" w:hAnsi="Arial" w:cs="Arial"/>
+          <w:sz w:val="21"/>
+          <w:szCs w:val="21"/>
+        </w:rPr>
+        <w:t xml:space="preserve"> الفارق بين الجولتين </w:t>
+      </w:r>
+      <w:r>
+        <w:rPr>
+          <w:rFonts w:ascii="Arial" w:hAnsi="Arial" w:cs="Arial"/>
+          <w:b/>
+          <w:sz w:val="21"/>
+          <w:szCs w:val="21"/>
+        </w:rPr>
+        <w:t>يوم لا كود</w:t>
+      </w:r>
+      <w:r>
+        <w:rPr>
+          <w:rFonts w:ascii="Arial" w:hAnsi="Arial" w:cs="Arial"/>
+          <w:sz w:val="21"/>
+          <w:szCs w:val="21"/>
+        </w:rPr>
+        <w:t xml:space="preserve"> — عبور منتصف الليل إلى </w:t>
+      </w:r>
+      <w:r>
+        <w:rPr>
+          <w:rFonts w:ascii="Arial" w:hAnsi="Arial" w:cs="Arial"/>
+          <w:b/>
+          <w:sz w:val="21"/>
+          <w:szCs w:val="21"/>
+        </w:rPr>
+        <w:t>الخميس، آخر يوم عمل في الأسبوع السعوديّ (أحد→خميس)</w:t>
+      </w:r>
+      <w:r>
+        <w:rPr>
+          <w:rFonts w:ascii="Arial" w:hAnsi="Arial" w:cs="Arial"/>
+          <w:sz w:val="21"/>
+          <w:szCs w:val="21"/>
+        </w:rPr>
+        <w:t xml:space="preserve"> — وأسماء الاختبارات الثمانية كلّها حول </w:t>
+      </w:r>
+      <w:r>
+        <w:rPr>
+          <w:rFonts w:ascii="Arial" w:hAnsi="Arial" w:cs="Arial"/>
+          <w:rFonts w:ascii="Courier New" w:hAnsi="Courier New" w:cs="Courier New"/>
+          <w:sz w:val="21"/>
+          <w:szCs w:val="21"/>
+        </w:rPr>
+        <w:t>CurrentCycle</w:t>
+      </w:r>
+      <w:r>
+        <w:rPr>
+          <w:rFonts w:ascii="Arial" w:hAnsi="Arial" w:cs="Arial"/>
+          <w:sz w:val="21"/>
+          <w:szCs w:val="21"/>
+        </w:rPr>
+        <w:t>/</w:t>
+      </w:r>
+      <w:r>
+        <w:rPr>
+          <w:rFonts w:ascii="Arial" w:hAnsi="Arial" w:cs="Arial"/>
+          <w:rFonts w:ascii="Courier New" w:hAnsi="Courier New" w:cs="Courier New"/>
+          <w:sz w:val="21"/>
+          <w:szCs w:val="21"/>
+        </w:rPr>
+        <w:t>CurrentWeek</w:t>
+      </w:r>
+      <w:r>
+        <w:rPr>
+          <w:rFonts w:ascii="Arial" w:hAnsi="Arial" w:cs="Arial"/>
+          <w:sz w:val="21"/>
+          <w:szCs w:val="21"/>
+        </w:rPr>
+        <w:t xml:space="preserve">. هذا </w:t>
+      </w:r>
+      <w:r>
+        <w:rPr>
+          <w:rFonts w:ascii="Arial" w:hAnsi="Arial" w:cs="Arial"/>
+          <w:b/>
+          <w:sz w:val="21"/>
+          <w:szCs w:val="21"/>
+        </w:rPr>
+        <w:t>يؤكّد</w:t>
+      </w:r>
+      <w:r>
+        <w:rPr>
+          <w:rFonts w:ascii="Arial" w:hAnsi="Arial" w:cs="Arial"/>
+          <w:sz w:val="21"/>
+          <w:szCs w:val="21"/>
+        </w:rPr>
+        <w:t xml:space="preserve"> التصنيف «خطّ أساس قائم، صفر انحدار من هذه التذكرة»، ويعطي التذكرة المستقلّة نقطة بدء محدّدة.</w:t>
       </w:r>
     </w:p>
     <w:p>
